--- a/manuscript/Manuscript_LTH.docx
+++ b/manuscript/Manuscript_LTH.docx
@@ -44,7 +44,7 @@
           <w:color w:val="1F3864"/>
           <w:b/>
         </w:rPr>
-        <w:t xml:space="preserve">Something Flashy about Temperature and Wound Healing in Acropora Pulchra</w:t>
+        <w:t>Heat Separates Tissue Closure from Skeletal Regeneration in Acropora pulchra</w:t>
       </w:r>
     </w:p>
     <w:p>
@@ -57,7 +57,15 @@
           <w:i/>
           <w:iCs/>
         </w:rPr>
-        <w:t xml:space="preserve">[Author list, affiliations, and correspondence — to be finalized.]</w:t>
+        <w:t>[Author list, affiliations, and correspondence — to be finalized.]</w:t>
+      </w:r>
+    </w:p>
+    <w:p>
+      <w:pPr>
+        <w:pStyle w:val="FirstParagraph"/>
+      </w:pPr>
+      <w:r>
+        <w:t>Draft status: do not send as a full manuscript until the title, abstract, introduction, transcriptomics, discussion, and husbandry details are complete.</w:t>
       </w:r>
     </w:p>
     <w:bookmarkStart w:id="9" w:name="abstract"/>
@@ -73,7 +81,7 @@
           <w:color w:val="2E5496"/>
           <w:b/>
         </w:rPr>
-        <w:t xml:space="preserve">Abstract</w:t>
+        <w:t>Abstract</w:t>
       </w:r>
     </w:p>
     <w:p>
@@ -86,7 +94,7 @@
           <w:i/>
           <w:iCs/>
         </w:rPr>
-        <w:t xml:space="preserve">[Abstract — written last, once the gene-expression results are in. Rough draft below, to revise or replace.]</w:t>
+        <w:t>[Abstract — written last, once the gene-expression results are in. Rough draft below, to revise or replace.]</w:t>
       </w:r>
     </w:p>
     <w:p>
@@ -97,7 +105,7 @@
         <w:rPr>
           <w:rFonts w:ascii="Calibri" w:hAnsi="Calibri" w:cs="Calibri" w:eastAsia="Calibri"/>
         </w:rPr>
-        <w:t xml:space="preserve">Corals regrow tissue and skeleton after damage, and heat stress can slow their growth — but we do not know how heat changes a coral's ability to regenerate. Here we cross wounding with heat stress in the branching coral</w:t>
+        <w:t>Corals regrow tissue and skeleton after damage, and heat stress can slow their growth — but we do not know how heat changes a coral's ability to regenerate. Here we cross wounding with heat stress in the branching coral</w:t>
       </w:r>
       <w:r>
         <w:rPr>
@@ -111,7 +119,7 @@
           <w:i/>
           <w:iCs/>
         </w:rPr>
-        <w:t xml:space="preserve">Acropora pulchra</w:t>
+        <w:t>Acropora pulchra</w:t>
       </w:r>
       <w:r>
         <w:rPr>
@@ -123,7 +131,7 @@
         <w:rPr>
           <w:rFonts w:ascii="Calibri" w:hAnsi="Calibri" w:cs="Calibri" w:eastAsia="Calibri"/>
         </w:rPr>
-        <w:t xml:space="preserve">to test how heat affects tissue healing versus skeletal regeneration. (results) (implications)</w:t>
+        <w:t>to test how heat affects tissue healing versus skeletal regeneration. (results) (implications)</w:t>
       </w:r>
     </w:p>
     <w:bookmarkEnd w:id="9"/>
@@ -140,7 +148,7 @@
           <w:color w:val="2E5496"/>
           <w:b/>
         </w:rPr>
-        <w:t xml:space="preserve">Introduction</w:t>
+        <w:t>Introduction</w:t>
       </w:r>
     </w:p>
     <w:p>
@@ -153,88 +161,75 @@
           <w:b/>
           <w:bCs/>
         </w:rPr>
-        <w:t xml:space="preserve">[Introduction]</w:t>
-      </w:r>
-      <w:r>
-        <w:rPr>
-          <w:rFonts w:ascii="Calibri" w:hAnsi="Calibri" w:cs="Calibri" w:eastAsia="Calibri"/>
-        </w:rPr>
-        <w:t xml:space="preserve"> </w:t>
-      </w:r>
-      <w:r>
-        <w:rPr>
-          <w:rFonts w:ascii="Calibri" w:hAnsi="Calibri" w:cs="Calibri" w:eastAsia="Calibri"/>
-        </w:rPr>
-        <w:t xml:space="preserve">To be written, framed around the gene-expression contribution; the phenotype experiment supplies the organismal context only (Methods and Results below). Optional framing angles and a verified citation bank are in</w:t>
-      </w:r>
-      <w:r>
-        <w:rPr>
-          <w:rFonts w:ascii="Calibri" w:hAnsi="Calibri" w:cs="Calibri" w:eastAsia="Calibri"/>
-        </w:rPr>
-        <w:t xml:space="preserve"> </w:t>
+        <w:t>[Introduction] To be written, framed around the RNA-seq result; the phenotype experiment supplies the phenotype results only (Methods and Results below). Optional framing angles and a verified citation bank are in docs/rnaseq/README.md (material to mine, not a recommended main result); verified references are in manuscript/references.bib (index literature/LITERATURE.docx).</w:t>
+      </w:r>
+      <w:r>
+        <w:rPr>
+          <w:rFonts w:ascii="Calibri" w:hAnsi="Calibri" w:cs="Calibri" w:eastAsia="Calibri"/>
+        </w:rPr>
+      </w:r>
+      <w:r>
+        <w:rPr>
+          <w:rFonts w:ascii="Calibri" w:hAnsi="Calibri" w:cs="Calibri" w:eastAsia="Calibri"/>
+        </w:rPr>
+      </w:r>
+      <w:r>
+        <w:rPr>
+          <w:rFonts w:ascii="Calibri" w:hAnsi="Calibri" w:cs="Calibri" w:eastAsia="Calibri"/>
+        </w:rPr>
       </w:r>
       <w:r>
         <w:rPr>
           <w:rFonts w:ascii="Calibri" w:hAnsi="Calibri" w:cs="Calibri" w:eastAsia="Calibri"/>
           <w:rStyle w:val="VerbatimChar"/>
         </w:rPr>
-        <w:t xml:space="preserve">docs/rnaseq/README.md</w:t>
-      </w:r>
-      <w:r>
-        <w:rPr>
-          <w:rFonts w:ascii="Calibri" w:hAnsi="Calibri" w:cs="Calibri" w:eastAsia="Calibri"/>
-        </w:rPr>
-        <w:t xml:space="preserve"> </w:t>
-      </w:r>
-      <w:r>
-        <w:rPr>
-          <w:rFonts w:ascii="Calibri" w:hAnsi="Calibri" w:cs="Calibri" w:eastAsia="Calibri"/>
-        </w:rPr>
-        <w:t xml:space="preserve">(material to mine, not a recommended spine); verified references are in</w:t>
-      </w:r>
-      <w:r>
-        <w:rPr>
-          <w:rFonts w:ascii="Calibri" w:hAnsi="Calibri" w:cs="Calibri" w:eastAsia="Calibri"/>
-        </w:rPr>
-        <w:t xml:space="preserve"> </w:t>
+      </w:r>
+      <w:r>
+        <w:rPr>
+          <w:rFonts w:ascii="Calibri" w:hAnsi="Calibri" w:cs="Calibri" w:eastAsia="Calibri"/>
+        </w:rPr>
+      </w:r>
+      <w:r>
+        <w:rPr>
+          <w:rFonts w:ascii="Calibri" w:hAnsi="Calibri" w:cs="Calibri" w:eastAsia="Calibri"/>
+        </w:rPr>
+      </w:r>
+      <w:r>
+        <w:rPr>
+          <w:rFonts w:ascii="Calibri" w:hAnsi="Calibri" w:cs="Calibri" w:eastAsia="Calibri"/>
+        </w:rPr>
       </w:r>
       <w:r>
         <w:rPr>
           <w:rFonts w:ascii="Calibri" w:hAnsi="Calibri" w:cs="Calibri" w:eastAsia="Calibri"/>
           <w:rStyle w:val="VerbatimChar"/>
         </w:rPr>
-        <w:t xml:space="preserve">manuscript/references.bib</w:t>
-      </w:r>
-      <w:r>
-        <w:rPr>
-          <w:rFonts w:ascii="Calibri" w:hAnsi="Calibri" w:cs="Calibri" w:eastAsia="Calibri"/>
-        </w:rPr>
-        <w:t xml:space="preserve"> </w:t>
-      </w:r>
-      <w:r>
-        <w:rPr>
-          <w:rFonts w:ascii="Calibri" w:hAnsi="Calibri" w:cs="Calibri" w:eastAsia="Calibri"/>
-        </w:rPr>
-        <w:t xml:space="preserve">(index</w:t>
-      </w:r>
-      <w:r>
-        <w:rPr>
-          <w:rFonts w:ascii="Calibri" w:hAnsi="Calibri" w:cs="Calibri" w:eastAsia="Calibri"/>
-        </w:rPr>
-        <w:t xml:space="preserve"> </w:t>
+      </w:r>
+      <w:r>
+        <w:rPr>
+          <w:rFonts w:ascii="Calibri" w:hAnsi="Calibri" w:cs="Calibri" w:eastAsia="Calibri"/>
+        </w:rPr>
+      </w:r>
+      <w:r>
+        <w:rPr>
+          <w:rFonts w:ascii="Calibri" w:hAnsi="Calibri" w:cs="Calibri" w:eastAsia="Calibri"/>
+        </w:rPr>
+      </w:r>
+      <w:r>
+        <w:rPr>
+          <w:rFonts w:ascii="Calibri" w:hAnsi="Calibri" w:cs="Calibri" w:eastAsia="Calibri"/>
+        </w:rPr>
       </w:r>
       <w:r>
         <w:rPr>
           <w:rFonts w:ascii="Calibri" w:hAnsi="Calibri" w:cs="Calibri" w:eastAsia="Calibri"/>
           <w:rStyle w:val="VerbatimChar"/>
         </w:rPr>
-        <w:t xml:space="preserve">literature/LITERATURE.docx</w:t>
-      </w:r>
-      <w:r>
-        <w:rPr>
-          <w:rFonts w:ascii="Calibri" w:hAnsi="Calibri" w:cs="Calibri" w:eastAsia="Calibri"/>
-        </w:rPr>
-        <w:t xml:space="preserve">).</w:t>
+      </w:r>
+      <w:r>
+        <w:rPr>
+          <w:rFonts w:ascii="Calibri" w:hAnsi="Calibri" w:cs="Calibri" w:eastAsia="Calibri"/>
+        </w:rPr>
       </w:r>
     </w:p>
     <w:bookmarkEnd w:id="10"/>
@@ -251,7 +246,7 @@
           <w:color w:val="2E5496"/>
           <w:b/>
         </w:rPr>
-        <w:t xml:space="preserve">Methods</w:t>
+        <w:t>Methods</w:t>
       </w:r>
     </w:p>
     <w:p>
@@ -264,25 +259,22 @@
           <w:i/>
           <w:iCs/>
         </w:rPr>
-        <w:t xml:space="preserve">Coral collection and husbandry.</w:t>
-      </w:r>
-      <w:r>
-        <w:rPr>
-          <w:rFonts w:ascii="Calibri" w:hAnsi="Calibri" w:cs="Calibri" w:eastAsia="Calibri"/>
-        </w:rPr>
-        <w:t xml:space="preserve"> </w:t>
-      </w:r>
-      <w:r>
-        <w:rPr>
-          <w:rFonts w:ascii="Calibri" w:hAnsi="Calibri" w:cs="Calibri" w:eastAsia="Calibri"/>
-        </w:rPr>
-        <w:t xml:space="preserve">We collected 192</w:t>
-      </w:r>
-      <w:r>
-        <w:rPr>
-          <w:rFonts w:ascii="Calibri" w:hAnsi="Calibri" w:cs="Calibri" w:eastAsia="Calibri"/>
-        </w:rPr>
-        <w:t xml:space="preserve"> </w:t>
+        <w:t>Coral collection and husbandry. We collected 208 A. pulchra fragments across the full project, including a 192-fragment destructive sampling set and a separate 16-fragment microscope-imaging set. Fragments came from three field thickets at Hauru Public Beach, Mo'orea, in austral winter 2025 (DIREN #01319). We cut main-experiment fragments to 6-8 cm, mounted them on aragonite plugs, and acclimated them at 28 C on a 12:12 cycle. We split fragments across 8 tanks, each holding all three thicket/genet labels, ramped heated tanks ~1 C/day to 31 C, then wounded half of the main-experiment fragments by removing about 1 cm of the growing tip with a band saw. The exact no-wound control handling needs to be verified before calling controls sham-handled. We tracked 48 fragments for physiology and biopsied them on Day 15; the current RNA-seq design uses 144 selected margin libraries from D1, D3, and D10. Chlorophyll-a was planned but not run. Husbandry details still to add: PAR, flow, salinity, feeding/water-change regime, and tank dimensions.</w:t>
+      </w:r>
+      <w:r>
+        <w:rPr>
+          <w:rFonts w:ascii="Calibri" w:hAnsi="Calibri" w:cs="Calibri" w:eastAsia="Calibri"/>
+        </w:rPr>
+      </w:r>
+      <w:r>
+        <w:rPr>
+          <w:rFonts w:ascii="Calibri" w:hAnsi="Calibri" w:cs="Calibri" w:eastAsia="Calibri"/>
+        </w:rPr>
+      </w:r>
+      <w:r>
+        <w:rPr>
+          <w:rFonts w:ascii="Calibri" w:hAnsi="Calibri" w:cs="Calibri" w:eastAsia="Calibri"/>
+        </w:rPr>
       </w:r>
       <w:r>
         <w:rPr>
@@ -290,25 +282,21 @@
           <w:i/>
           <w:iCs/>
         </w:rPr>
-        <w:t xml:space="preserve">A. pulchra</w:t>
-      </w:r>
-      <w:r>
-        <w:rPr>
-          <w:rFonts w:ascii="Calibri" w:hAnsi="Calibri" w:cs="Calibri" w:eastAsia="Calibri"/>
-        </w:rPr>
-        <w:t xml:space="preserve"> </w:t>
-      </w:r>
-      <w:r>
-        <w:rPr>
-          <w:rFonts w:ascii="Calibri" w:hAnsi="Calibri" w:cs="Calibri" w:eastAsia="Calibri"/>
-        </w:rPr>
-        <w:t xml:space="preserve">fragments (6–8 cm) from three thickets at Hauru Public Beach, Mo'orea, in austral winter 2025 (DIREN #01319), cut them to 6 cm, mounted them on aragonite plugs, and acclimated them at 28 °C on a 12:12 cycle. We split fragments across 8 tanks (each holding all three thickets), ramped the heated tanks ~1 °C/day to 31 °C, then wounded half of all fragments by removing 1 cm of the tip with a band-saw. We tracked 48 fragments for physiology and biopsied them on day 15; we subsampled the rest at days 0, 1, 3, and 10 for transcriptomics and symbiont counts. Chlorophyll-a was planned but not run.</w:t>
-      </w:r>
-      <w:r>
-        <w:rPr>
-          <w:rFonts w:ascii="Calibri" w:hAnsi="Calibri" w:cs="Calibri" w:eastAsia="Calibri"/>
-        </w:rPr>
-        <w:t xml:space="preserve"> </w:t>
+      </w:r>
+      <w:r>
+        <w:rPr>
+          <w:rFonts w:ascii="Calibri" w:hAnsi="Calibri" w:cs="Calibri" w:eastAsia="Calibri"/>
+        </w:rPr>
+      </w:r>
+      <w:r>
+        <w:rPr>
+          <w:rFonts w:ascii="Calibri" w:hAnsi="Calibri" w:cs="Calibri" w:eastAsia="Calibri"/>
+        </w:rPr>
+      </w:r>
+      <w:r>
+        <w:rPr>
+          <w:rFonts w:ascii="Calibri" w:hAnsi="Calibri" w:cs="Calibri" w:eastAsia="Calibri"/>
+        </w:rPr>
       </w:r>
       <w:r>
         <w:rPr>
@@ -316,7 +304,6 @@
           <w:i/>
           <w:iCs/>
         </w:rPr>
-        <w:t xml:space="preserve">(Husbandry details — PAR, flow, salinity — to add.)</w:t>
       </w:r>
     </w:p>
     <w:p>
@@ -329,7 +316,7 @@
           <w:i/>
           <w:iCs/>
         </w:rPr>
-        <w:t xml:space="preserve">Physiological measures.</w:t>
+        <w:t>Physiological measures.</w:t>
       </w:r>
       <w:r>
         <w:rPr>
@@ -341,7 +328,7 @@
         <w:rPr>
           <w:rFonts w:ascii="Calibri" w:hAnsi="Calibri" w:cs="Calibri" w:eastAsia="Calibri"/>
         </w:rPr>
-        <w:t xml:space="preserve">On the 48 physiology fragments, one day before wounding and every third day to day 15, we measured photosynthetic efficiency (dark-adapted Fv/Fm, diving PAM, at the tip and base) and color (Coral Watch Siebeck D-scale, photographed against the card). We measured growth from buoyant weight as the % change in dry skeletal mass over 15 days (plug subtracted). We could not compute an areal calcification rate because whole-fragment surface area was never measured — fragments were destructively sampled for transcriptomics, leaving a wax-dipped surface area only for the sub-fragment used for symbiont counts. We counted symbionts from airbrushed disk homogenate normalized to that surface area.</w:t>
+        <w:t>On the 48 physiology fragments, one day before wounding and every third day to day 15, we measured photosynthetic efficiency (dark-adapted Fv/Fm, diving PAM, at the tip and base) and color (Coral Watch Siebeck D-scale, photographed against the card). We measured growth from buoyant weight as the % change in dry skeletal mass over 15 days (plug subtracted). We could not compute an areal calcification rate because whole-fragment surface area was never measured — fragments were destructively sampled for transcriptomics, leaving a wax-dipped surface area only for the sub-fragment used for symbiont counts. We counted symbionts from airbrushed disk homogenate normalized to that surface area.</w:t>
       </w:r>
     </w:p>
     <w:p>
@@ -354,25 +341,22 @@
           <w:i/>
           <w:iCs/>
         </w:rPr>
-        <w:t xml:space="preserve">Morphological scoring.</w:t>
-      </w:r>
-      <w:r>
-        <w:rPr>
-          <w:rFonts w:ascii="Calibri" w:hAnsi="Calibri" w:cs="Calibri" w:eastAsia="Calibri"/>
-        </w:rPr>
-        <w:t xml:space="preserve"> </w:t>
-      </w:r>
-      <w:r>
-        <w:rPr>
-          <w:rFonts w:ascii="Calibri" w:hAnsi="Calibri" w:cs="Calibri" w:eastAsia="Calibri"/>
-        </w:rPr>
-        <w:t xml:space="preserve">We photographed a separate 16 fragments daily (1.25× and 3.2×, brightfield) on the same schedule. Following our biphasic framework, we split recovery into a</w:t>
-      </w:r>
-      <w:r>
-        <w:rPr>
-          <w:rFonts w:ascii="Calibri" w:hAnsi="Calibri" w:cs="Calibri" w:eastAsia="Calibri"/>
-        </w:rPr>
-        <w:t xml:space="preserve"> </w:t>
+        <w:t>Morphological scoring. The analyzed morphology data come from the main `physio_morphology` scoring sheet for wounded corals; verify whether those scores were taken from color-card photos, microscope photos, or both before final methods. A separate 16-fragment photo-only set was photographed daily (1.25x and 3.2x, brightfield) to provide representative time-lapse imagery, not as the full inference dataset. Following our two-phase framework, tissue first covers the wound and then skeleton/corallites regrow. Because LTH wounds are apical-tip excisions, we scored regeneration as new skeletal growth at the tip. We scored eight binary traits daily (Table 1).</w:t>
+      </w:r>
+      <w:r>
+        <w:rPr>
+          <w:rFonts w:ascii="Calibri" w:hAnsi="Calibri" w:cs="Calibri" w:eastAsia="Calibri"/>
+        </w:rPr>
+      </w:r>
+      <w:r>
+        <w:rPr>
+          <w:rFonts w:ascii="Calibri" w:hAnsi="Calibri" w:cs="Calibri" w:eastAsia="Calibri"/>
+        </w:rPr>
+      </w:r>
+      <w:r>
+        <w:rPr>
+          <w:rFonts w:ascii="Calibri" w:hAnsi="Calibri" w:cs="Calibri" w:eastAsia="Calibri"/>
+        </w:rPr>
       </w:r>
       <w:r>
         <w:rPr>
@@ -380,25 +364,21 @@
           <w:b/>
           <w:bCs/>
         </w:rPr>
-        <w:t xml:space="preserve">tissue-healing phase</w:t>
-      </w:r>
-      <w:r>
-        <w:rPr>
-          <w:rFonts w:ascii="Calibri" w:hAnsi="Calibri" w:cs="Calibri" w:eastAsia="Calibri"/>
-        </w:rPr>
-        <w:t xml:space="preserve"> </w:t>
-      </w:r>
-      <w:r>
-        <w:rPr>
-          <w:rFonts w:ascii="Calibri" w:hAnsi="Calibri" w:cs="Calibri" w:eastAsia="Calibri"/>
-        </w:rPr>
-        <w:t xml:space="preserve">(re-epithelialization / coenosarc coverage that seals the wound) and a</w:t>
-      </w:r>
-      <w:r>
-        <w:rPr>
-          <w:rFonts w:ascii="Calibri" w:hAnsi="Calibri" w:cs="Calibri" w:eastAsia="Calibri"/>
-        </w:rPr>
-        <w:t xml:space="preserve"> </w:t>
+      </w:r>
+      <w:r>
+        <w:rPr>
+          <w:rFonts w:ascii="Calibri" w:hAnsi="Calibri" w:cs="Calibri" w:eastAsia="Calibri"/>
+        </w:rPr>
+      </w:r>
+      <w:r>
+        <w:rPr>
+          <w:rFonts w:ascii="Calibri" w:hAnsi="Calibri" w:cs="Calibri" w:eastAsia="Calibri"/>
+        </w:rPr>
+      </w:r>
+      <w:r>
+        <w:rPr>
+          <w:rFonts w:ascii="Calibri" w:hAnsi="Calibri" w:cs="Calibri" w:eastAsia="Calibri"/>
+        </w:rPr>
       </w:r>
       <w:r>
         <w:rPr>
@@ -406,19 +386,16 @@
           <w:b/>
           <w:bCs/>
         </w:rPr>
-        <w:t xml:space="preserve">regeneration phase</w:t>
-      </w:r>
-      <w:r>
-        <w:rPr>
-          <w:rFonts w:ascii="Calibri" w:hAnsi="Calibri" w:cs="Calibri" w:eastAsia="Calibri"/>
-        </w:rPr>
-        <w:t xml:space="preserve"> </w:t>
-      </w:r>
-      <w:r>
-        <w:rPr>
-          <w:rFonts w:ascii="Calibri" w:hAnsi="Calibri" w:cs="Calibri" w:eastAsia="Calibri"/>
-        </w:rPr>
-        <w:t xml:space="preserve">(return of polyps and rebuilding of skeleton). Because LTH wounds are apical-</w:t>
+      </w:r>
+      <w:r>
+        <w:rPr>
+          <w:rFonts w:ascii="Calibri" w:hAnsi="Calibri" w:cs="Calibri" w:eastAsia="Calibri"/>
+        </w:rPr>
+      </w:r>
+      <w:r>
+        <w:rPr>
+          <w:rFonts w:ascii="Calibri" w:hAnsi="Calibri" w:cs="Calibri" w:eastAsia="Calibri"/>
+        </w:rPr>
       </w:r>
       <w:r>
         <w:rPr>
@@ -426,13 +403,11 @@
           <w:b/>
           <w:bCs/>
         </w:rPr>
-        <w:t xml:space="preserve">tip excisions</w:t>
-      </w:r>
-      <w:r>
-        <w:rPr>
-          <w:rFonts w:ascii="Calibri" w:hAnsi="Calibri" w:cs="Calibri" w:eastAsia="Calibri"/>
-        </w:rPr>
-        <w:t xml:space="preserve">, we scored regeneration as new skeletal growth at the tip. We scored eight binary traits daily (Table 1).</w:t>
+      </w:r>
+      <w:r>
+        <w:rPr>
+          <w:rFonts w:ascii="Calibri" w:hAnsi="Calibri" w:cs="Calibri" w:eastAsia="Calibri"/>
+        </w:rPr>
       </w:r>
     </w:p>
     <w:p>
@@ -448,38 +423,33 @@
           <w:bCs/>
           <w:color w:val="1F3864"/>
         </w:rPr>
-        <w:t xml:space="preserve">Table 1. Wound-recovery staging terms and the eight scored morphological traits.</w:t>
-      </w:r>
-      <w:r>
-        <w:rPr>
-          <w:rFonts w:ascii="Calibri" w:hAnsi="Calibri" w:cs="Calibri" w:eastAsia="Calibri"/>
-        </w:rPr>
-        <w:t xml:space="preserve"> </w:t>
-      </w:r>
-      <w:r>
-        <w:rPr>
-          <w:rFonts w:ascii="Calibri" w:hAnsi="Calibri" w:cs="Calibri" w:eastAsia="Calibri"/>
-        </w:rPr>
-        <w:t xml:space="preserve">Phase follows the biphasic healing → regeneration framework;</w:t>
-      </w:r>
-      <w:r>
-        <w:rPr>
-          <w:rFonts w:ascii="Calibri" w:hAnsi="Calibri" w:cs="Calibri" w:eastAsia="Calibri"/>
-        </w:rPr>
-        <w:t xml:space="preserve"> </w:t>
+        <w:t>Table 1. Wound-recovery staging terms and the eight scored morphological traits. Phase follows the two-phase healing-to-regeneration framework; code-font names are the analysis-repo column identifiers.</w:t>
+      </w:r>
+      <w:r>
+        <w:rPr>
+          <w:rFonts w:ascii="Calibri" w:hAnsi="Calibri" w:cs="Calibri" w:eastAsia="Calibri"/>
+        </w:rPr>
+      </w:r>
+      <w:r>
+        <w:rPr>
+          <w:rFonts w:ascii="Calibri" w:hAnsi="Calibri" w:cs="Calibri" w:eastAsia="Calibri"/>
+        </w:rPr>
+      </w:r>
+      <w:r>
+        <w:rPr>
+          <w:rFonts w:ascii="Calibri" w:hAnsi="Calibri" w:cs="Calibri" w:eastAsia="Calibri"/>
+        </w:rPr>
       </w:r>
       <w:r>
         <w:rPr>
           <w:rFonts w:ascii="Calibri" w:hAnsi="Calibri" w:cs="Calibri" w:eastAsia="Calibri"/>
           <w:rStyle w:val="VerbatimChar"/>
         </w:rPr>
-        <w:t xml:space="preserve">code</w:t>
-      </w:r>
-      <w:r>
-        <w:rPr>
-          <w:rFonts w:ascii="Calibri" w:hAnsi="Calibri" w:cs="Calibri" w:eastAsia="Calibri"/>
-        </w:rPr>
-        <w:t xml:space="preserve">-font names are the analysis-repo column identifiers.</w:t>
+      </w:r>
+      <w:r>
+        <w:rPr>
+          <w:rFonts w:ascii="Calibri" w:hAnsi="Calibri" w:cs="Calibri" w:eastAsia="Calibri"/>
+        </w:rPr>
       </w:r>
     </w:p>
     <w:tbl>
@@ -530,7 +500,7 @@
                 <w:color w:val="FFFFFF"/>
                 <w:b/>
               </w:rPr>
-              <w:t xml:space="preserve">Term / trait</w:t>
+              <w:t>Term / trait</w:t>
             </w:r>
           </w:p>
         </w:tc>
@@ -557,7 +527,7 @@
                 <w:color w:val="FFFFFF"/>
                 <w:b/>
               </w:rPr>
-              <w:t xml:space="preserve">Phase</w:t>
+              <w:t>Phase</w:t>
             </w:r>
           </w:p>
         </w:tc>
@@ -584,7 +554,7 @@
                 <w:color w:val="FFFFFF"/>
                 <w:b/>
               </w:rPr>
-              <w:t xml:space="preserve">Definition</w:t>
+              <w:t>Definition</w:t>
             </w:r>
           </w:p>
         </w:tc>
@@ -616,7 +586,7 @@
                 <w:b/>
                 <w:bCs/>
               </w:rPr>
-              <w:t xml:space="preserve">Tissue-healing phase</w:t>
+              <w:t>Tissue-healing phase</w:t>
             </w:r>
           </w:p>
         </w:tc>
@@ -641,7 +611,7 @@
               <w:rPr>
                 <w:rFonts w:ascii="Calibri" w:hAnsi="Calibri" w:cs="Calibri" w:eastAsia="Calibri"/>
               </w:rPr>
-              <w:t xml:space="preserve">—</w:t>
+              <w:t>—</w:t>
             </w:r>
           </w:p>
         </w:tc>
@@ -666,7 +636,7 @@
               <w:rPr>
                 <w:rFonts w:ascii="Calibri" w:hAnsi="Calibri" w:cs="Calibri" w:eastAsia="Calibri"/>
               </w:rPr>
-              <w:t xml:space="preserve">Re-establishing the tissue barrier over the wound via coenosarc coverage; seals the wound, skeleton-independent.</w:t>
+              <w:t>Re-establishing the tissue barrier over the wound via coenosarc coverage; seals the wound, skeleton-independent.</w:t>
             </w:r>
           </w:p>
         </w:tc>
@@ -698,7 +668,7 @@
                 <w:b/>
                 <w:bCs/>
               </w:rPr>
-              <w:t xml:space="preserve">Regeneration phase</w:t>
+              <w:t>Regeneration phase</w:t>
             </w:r>
           </w:p>
         </w:tc>
@@ -723,7 +693,7 @@
               <w:rPr>
                 <w:rFonts w:ascii="Calibri" w:hAnsi="Calibri" w:cs="Calibri" w:eastAsia="Calibri"/>
               </w:rPr>
-              <w:t xml:space="preserve">—</w:t>
+              <w:t>—</w:t>
             </w:r>
           </w:p>
         </w:tc>
@@ -748,7 +718,7 @@
               <w:rPr>
                 <w:rFonts w:ascii="Calibri" w:hAnsi="Calibri" w:cs="Calibri" w:eastAsia="Calibri"/>
               </w:rPr>
-              <w:t xml:space="preserve">Return of formed polyps and rebuilding of skeleton (calyx cups / corallites) after the wound is sealed.</w:t>
+              <w:t>Return of formed polyps and rebuilding of skeleton (calyx cups / corallites) after the wound is sealed.</w:t>
             </w:r>
           </w:p>
         </w:tc>
@@ -779,7 +749,7 @@
                 <w:rFonts w:ascii="Calibri" w:hAnsi="Calibri" w:cs="Calibri" w:eastAsia="Calibri"/>
                 <w:rStyle w:val="VerbatimChar"/>
               </w:rPr>
-              <w:t xml:space="preserve">polyps_out</w:t>
+              <w:t>polyps_out</w:t>
             </w:r>
           </w:p>
         </w:tc>
@@ -804,7 +774,7 @@
               <w:rPr>
                 <w:rFonts w:ascii="Calibri" w:hAnsi="Calibri" w:cs="Calibri" w:eastAsia="Calibri"/>
               </w:rPr>
-              <w:t xml:space="preserve">healing</w:t>
+              <w:t>healing</w:t>
             </w:r>
           </w:p>
         </w:tc>
@@ -829,7 +799,7 @@
               <w:rPr>
                 <w:rFonts w:ascii="Calibri" w:hAnsi="Calibri" w:cs="Calibri" w:eastAsia="Calibri"/>
               </w:rPr>
-              <w:t xml:space="preserve">Polyps extended (vs retracted).</w:t>
+              <w:t>Polyps extended (vs retracted).</w:t>
             </w:r>
           </w:p>
         </w:tc>
@@ -860,7 +830,7 @@
                 <w:rFonts w:ascii="Calibri" w:hAnsi="Calibri" w:cs="Calibri" w:eastAsia="Calibri"/>
                 <w:rStyle w:val="VerbatimChar"/>
               </w:rPr>
-              <w:t xml:space="preserve">axial_polyp_formation</w:t>
+              <w:t>axial_polyp_formation</w:t>
             </w:r>
           </w:p>
         </w:tc>
@@ -885,7 +855,7 @@
               <w:rPr>
                 <w:rFonts w:ascii="Calibri" w:hAnsi="Calibri" w:cs="Calibri" w:eastAsia="Calibri"/>
               </w:rPr>
-              <w:t xml:space="preserve">healing</w:t>
+              <w:t>healing</w:t>
             </w:r>
           </w:p>
         </w:tc>
@@ -910,7 +880,7 @@
               <w:rPr>
                 <w:rFonts w:ascii="Calibri" w:hAnsi="Calibri" w:cs="Calibri" w:eastAsia="Calibri"/>
               </w:rPr>
-              <w:t xml:space="preserve">Axial polyp formed in the central hole of the wounded tip (combines the byte-identical</w:t>
+              <w:t>Axial polyp formed in the central hole of the wounded tip (combines the byte-identical</w:t>
             </w:r>
             <w:r>
               <w:rPr>
@@ -923,7 +893,7 @@
                 <w:rFonts w:ascii="Calibri" w:hAnsi="Calibri" w:cs="Calibri" w:eastAsia="Calibri"/>
                 <w:rStyle w:val="VerbatimChar"/>
               </w:rPr>
-              <w:t xml:space="preserve">hole_in_center</w:t>
+              <w:t>hole_in_center</w:t>
             </w:r>
             <w:r>
               <w:rPr>
@@ -935,7 +905,7 @@
               <w:rPr>
                 <w:rFonts w:ascii="Calibri" w:hAnsi="Calibri" w:cs="Calibri" w:eastAsia="Calibri"/>
               </w:rPr>
-              <w:t xml:space="preserve">and</w:t>
+              <w:t>and</w:t>
             </w:r>
             <w:r>
               <w:rPr>
@@ -948,13 +918,13 @@
                 <w:rFonts w:ascii="Calibri" w:hAnsi="Calibri" w:cs="Calibri" w:eastAsia="Calibri"/>
                 <w:rStyle w:val="VerbatimChar"/>
               </w:rPr>
-              <w:t xml:space="preserve">polyp_in_hole</w:t>
-            </w:r>
-            <w:r>
-              <w:rPr>
-                <w:rFonts w:ascii="Calibri" w:hAnsi="Calibri" w:cs="Calibri" w:eastAsia="Calibri"/>
-              </w:rPr>
-              <w:t xml:space="preserve">).</w:t>
+              <w:t>polyp_in_hole</w:t>
+            </w:r>
+            <w:r>
+              <w:rPr>
+                <w:rFonts w:ascii="Calibri" w:hAnsi="Calibri" w:cs="Calibri" w:eastAsia="Calibri"/>
+              </w:rPr>
+              <w:t>).</w:t>
             </w:r>
           </w:p>
         </w:tc>
@@ -985,7 +955,7 @@
                 <w:rFonts w:ascii="Calibri" w:hAnsi="Calibri" w:cs="Calibri" w:eastAsia="Calibri"/>
                 <w:rStyle w:val="VerbatimChar"/>
               </w:rPr>
-              <w:t xml:space="preserve">wound_smoothed</w:t>
+              <w:t>wound_smoothed</w:t>
             </w:r>
           </w:p>
         </w:tc>
@@ -1010,7 +980,7 @@
               <w:rPr>
                 <w:rFonts w:ascii="Calibri" w:hAnsi="Calibri" w:cs="Calibri" w:eastAsia="Calibri"/>
               </w:rPr>
-              <w:t xml:space="preserve">healing</w:t>
+              <w:t>healing</w:t>
             </w:r>
           </w:p>
         </w:tc>
@@ -1035,7 +1005,7 @@
               <w:rPr>
                 <w:rFonts w:ascii="Calibri" w:hAnsi="Calibri" w:cs="Calibri" w:eastAsia="Calibri"/>
               </w:rPr>
-              <w:t xml:space="preserve">Wound surface smoothed by coenosarc coverage.</w:t>
+              <w:t>Wound surface smoothed by coenosarc coverage.</w:t>
             </w:r>
           </w:p>
         </w:tc>
@@ -1066,7 +1036,7 @@
                 <w:rFonts w:ascii="Calibri" w:hAnsi="Calibri" w:cs="Calibri" w:eastAsia="Calibri"/>
                 <w:rStyle w:val="VerbatimChar"/>
               </w:rPr>
-              <w:t xml:space="preserve">pigment_over_wound</w:t>
+              <w:t>pigment_over_wound</w:t>
             </w:r>
           </w:p>
         </w:tc>
@@ -1091,7 +1061,7 @@
               <w:rPr>
                 <w:rFonts w:ascii="Calibri" w:hAnsi="Calibri" w:cs="Calibri" w:eastAsia="Calibri"/>
               </w:rPr>
-              <w:t xml:space="preserve">healing→regen</w:t>
+              <w:t>healing-to-regeneration</w:t>
             </w:r>
           </w:p>
         </w:tc>
@@ -1116,7 +1086,7 @@
               <w:rPr>
                 <w:rFonts w:ascii="Calibri" w:hAnsi="Calibri" w:cs="Calibri" w:eastAsia="Calibri"/>
               </w:rPr>
-              <w:t xml:space="preserve">Pigmented (symbiont-bearing) tissue established over the wound.</w:t>
+              <w:t>Pigmented (symbiont-bearing) tissue established over the wound.</w:t>
             </w:r>
           </w:p>
         </w:tc>
@@ -1147,7 +1117,7 @@
                 <w:rFonts w:ascii="Calibri" w:hAnsi="Calibri" w:cs="Calibri" w:eastAsia="Calibri"/>
                 <w:rStyle w:val="VerbatimChar"/>
               </w:rPr>
-              <w:t xml:space="preserve">tip_exist</w:t>
+              <w:t>tip_exist</w:t>
             </w:r>
           </w:p>
         </w:tc>
@@ -1172,7 +1142,7 @@
               <w:rPr>
                 <w:rFonts w:ascii="Calibri" w:hAnsi="Calibri" w:cs="Calibri" w:eastAsia="Calibri"/>
               </w:rPr>
-              <w:t xml:space="preserve">regeneration</w:t>
+              <w:t>regeneration</w:t>
             </w:r>
           </w:p>
         </w:tc>
@@ -1197,7 +1167,7 @@
               <w:rPr>
                 <w:rFonts w:ascii="Calibri" w:hAnsi="Calibri" w:cs="Calibri" w:eastAsia="Calibri"/>
               </w:rPr>
-              <w:t xml:space="preserve">A new apical tip is present.</w:t>
+              <w:t>A new apical tip is present.</w:t>
             </w:r>
           </w:p>
         </w:tc>
@@ -1228,7 +1198,7 @@
                 <w:rFonts w:ascii="Calibri" w:hAnsi="Calibri" w:cs="Calibri" w:eastAsia="Calibri"/>
                 <w:rStyle w:val="VerbatimChar"/>
               </w:rPr>
-              <w:t xml:space="preserve">tip_extension</w:t>
+              <w:t>tip_extension</w:t>
             </w:r>
           </w:p>
         </w:tc>
@@ -1253,7 +1223,7 @@
               <w:rPr>
                 <w:rFonts w:ascii="Calibri" w:hAnsi="Calibri" w:cs="Calibri" w:eastAsia="Calibri"/>
               </w:rPr>
-              <w:t xml:space="preserve">regeneration</w:t>
+              <w:t>regeneration</w:t>
             </w:r>
           </w:p>
         </w:tc>
@@ -1278,7 +1248,7 @@
               <w:rPr>
                 <w:rFonts w:ascii="Calibri" w:hAnsi="Calibri" w:cs="Calibri" w:eastAsia="Calibri"/>
               </w:rPr>
-              <w:t xml:space="preserve">The new apical tip has elongated.</w:t>
+              <w:t>The new apical tip has elongated.</w:t>
             </w:r>
           </w:p>
         </w:tc>
@@ -1309,7 +1279,7 @@
                 <w:rFonts w:ascii="Calibri" w:hAnsi="Calibri" w:cs="Calibri" w:eastAsia="Calibri"/>
                 <w:rStyle w:val="VerbatimChar"/>
               </w:rPr>
-              <w:t xml:space="preserve">new_corallites_on_tip</w:t>
+              <w:t>new_corallites_on_tip</w:t>
             </w:r>
           </w:p>
         </w:tc>
@@ -1334,7 +1304,7 @@
               <w:rPr>
                 <w:rFonts w:ascii="Calibri" w:hAnsi="Calibri" w:cs="Calibri" w:eastAsia="Calibri"/>
               </w:rPr>
-              <w:t xml:space="preserve">regeneration</w:t>
+              <w:t>regeneration</w:t>
             </w:r>
           </w:p>
         </w:tc>
@@ -1359,7 +1329,7 @@
               <w:rPr>
                 <w:rFonts w:ascii="Calibri" w:hAnsi="Calibri" w:cs="Calibri" w:eastAsia="Calibri"/>
               </w:rPr>
-              <w:t xml:space="preserve">New skeletal corallites at the tip — the terminal regeneration milestone.</w:t>
+              <w:t>New skeletal corallites at the tip — the terminal regeneration milestone.</w:t>
             </w:r>
           </w:p>
         </w:tc>
@@ -1389,7 +1359,7 @@
                 <w:rFonts w:ascii="Calibri" w:hAnsi="Calibri" w:cs="Calibri" w:eastAsia="Calibri"/>
                 <w:rStyle w:val="VerbatimChar"/>
               </w:rPr>
-              <w:t xml:space="preserve">algae_on_wound</w:t>
+              <w:t>algae_on_wound</w:t>
             </w:r>
           </w:p>
         </w:tc>
@@ -1413,7 +1383,7 @@
               <w:rPr>
                 <w:rFonts w:ascii="Calibri" w:hAnsi="Calibri" w:cs="Calibri" w:eastAsia="Calibri"/>
               </w:rPr>
-              <w:t xml:space="preserve">incidental</w:t>
+              <w:t>incidental</w:t>
             </w:r>
           </w:p>
         </w:tc>
@@ -1437,7 +1407,7 @@
               <w:rPr>
                 <w:rFonts w:ascii="Calibri" w:hAnsi="Calibri" w:cs="Calibri" w:eastAsia="Calibri"/>
               </w:rPr>
-              <w:t xml:space="preserve">Algal colonization of the wound bed. Scored but never observed in LTH; kept for cross-study comparability.</w:t>
+              <w:t>Algal colonization of the wound bed. Scored but never observed in LTH; kept for cross-study comparability.</w:t>
             </w:r>
           </w:p>
         </w:tc>
@@ -1454,217 +1424,184 @@
           <w:i/>
           <w:iCs/>
         </w:rPr>
-        <w:t xml:space="preserve">Statistical analysis.</w:t>
-      </w:r>
-      <w:r>
-        <w:rPr>
-          <w:rFonts w:ascii="Calibri" w:hAnsi="Calibri" w:cs="Calibri" w:eastAsia="Calibri"/>
-        </w:rPr>
-        <w:t xml:space="preserve"> </w:t>
-      </w:r>
-      <w:r>
-        <w:rPr>
-          <w:rFonts w:ascii="Calibri" w:hAnsi="Calibri" w:cs="Calibri" w:eastAsia="Calibri"/>
-        </w:rPr>
-        <w:t xml:space="preserve">We ran everything in R 4.5.2, reproducible from</w:t>
-      </w:r>
-      <w:r>
-        <w:rPr>
-          <w:rFonts w:ascii="Calibri" w:hAnsi="Calibri" w:cs="Calibri" w:eastAsia="Calibri"/>
-        </w:rPr>
-        <w:t xml:space="preserve"> </w:t>
+        <w:t>Statistical analysis. We ran everything in R 4.5.2, reproducible from code/_run_all.R; every Results number traces to output/tables/20_master_results.csv. Thicket/genet label is a fixed effect throughout because there are only three levels, which is too few for reliable variance-component estimation. Temperature is replicated at the tank level, so tank is included as a random/blocking effect where the data permit. For the four continuous responses (Fv/Fm, color, log symbiont density, growth) we fit LMMs `response ~ treatment x wound x day x thicket + (1 | tank) + (1 | id)` (`lme4`/`lmerTest`, type-III). Growth is the % change in dry skeletal mass (SGR gives the same direction); we test its temperature contrast with a tank-level exact permutation and confirm the ordinal color result with a CLMM (`ordinal::clmm`). For the eight binary healing traits we fit binomial GLMMs on wounded corals, refitting separated traits with Cauchy(0, 2.5) priors (`blme`). For healing timing we used interval-censored Weibull AFT models as the primary test, with Kaplan-Meier and Cox PH as first-observed-day summaries. Robustness checks are in `code/sensitivity/`.</w:t>
+      </w:r>
+      <w:r>
+        <w:rPr>
+          <w:rFonts w:ascii="Calibri" w:hAnsi="Calibri" w:cs="Calibri" w:eastAsia="Calibri"/>
+        </w:rPr>
+      </w:r>
+      <w:r>
+        <w:rPr>
+          <w:rFonts w:ascii="Calibri" w:hAnsi="Calibri" w:cs="Calibri" w:eastAsia="Calibri"/>
+        </w:rPr>
+      </w:r>
+      <w:r>
+        <w:rPr>
+          <w:rFonts w:ascii="Calibri" w:hAnsi="Calibri" w:cs="Calibri" w:eastAsia="Calibri"/>
+        </w:rPr>
       </w:r>
       <w:r>
         <w:rPr>
           <w:rFonts w:ascii="Calibri" w:hAnsi="Calibri" w:cs="Calibri" w:eastAsia="Calibri"/>
           <w:rStyle w:val="VerbatimChar"/>
         </w:rPr>
-        <w:t xml:space="preserve">code/_run_all.R</w:t>
-      </w:r>
-      <w:r>
-        <w:rPr>
-          <w:rFonts w:ascii="Calibri" w:hAnsi="Calibri" w:cs="Calibri" w:eastAsia="Calibri"/>
-        </w:rPr>
-        <w:t xml:space="preserve">; every Results number traces to</w:t>
-      </w:r>
-      <w:r>
-        <w:rPr>
-          <w:rFonts w:ascii="Calibri" w:hAnsi="Calibri" w:cs="Calibri" w:eastAsia="Calibri"/>
-        </w:rPr>
-        <w:t xml:space="preserve"> </w:t>
+      </w:r>
+      <w:r>
+        <w:rPr>
+          <w:rFonts w:ascii="Calibri" w:hAnsi="Calibri" w:cs="Calibri" w:eastAsia="Calibri"/>
+        </w:rPr>
+      </w:r>
+      <w:r>
+        <w:rPr>
+          <w:rFonts w:ascii="Calibri" w:hAnsi="Calibri" w:cs="Calibri" w:eastAsia="Calibri"/>
+        </w:rPr>
       </w:r>
       <w:r>
         <w:rPr>
           <w:rFonts w:ascii="Calibri" w:hAnsi="Calibri" w:cs="Calibri" w:eastAsia="Calibri"/>
           <w:rStyle w:val="VerbatimChar"/>
         </w:rPr>
-        <w:t xml:space="preserve">output/tables/20_master_results.csv</w:t>
-      </w:r>
-      <w:r>
-        <w:rPr>
-          <w:rFonts w:ascii="Calibri" w:hAnsi="Calibri" w:cs="Calibri" w:eastAsia="Calibri"/>
-        </w:rPr>
-        <w:t xml:space="preserve">. Genet (thicket) is a fixed effect throughout (only three thickets — too few for a variance component; Bolker 2008, Gelman 2005), which also exposes the per-genet effects directly. For the four continuous responses (Fv/Fm, color, log symbiont density, growth) we fit LMMs</w:t>
-      </w:r>
-      <w:r>
-        <w:rPr>
-          <w:rFonts w:ascii="Calibri" w:hAnsi="Calibri" w:cs="Calibri" w:eastAsia="Calibri"/>
-        </w:rPr>
-        <w:t xml:space="preserve"> </w:t>
+      </w:r>
+      <w:r>
+        <w:rPr>
+          <w:rFonts w:ascii="Calibri" w:hAnsi="Calibri" w:cs="Calibri" w:eastAsia="Calibri"/>
+        </w:rPr>
+      </w:r>
+      <w:r>
+        <w:rPr>
+          <w:rFonts w:ascii="Calibri" w:hAnsi="Calibri" w:cs="Calibri" w:eastAsia="Calibri"/>
+        </w:rPr>
       </w:r>
       <w:r>
         <w:rPr>
           <w:rFonts w:ascii="Calibri" w:hAnsi="Calibri" w:cs="Calibri" w:eastAsia="Calibri"/>
           <w:rStyle w:val="VerbatimChar"/>
         </w:rPr>
-        <w:t xml:space="preserve">response ~ treatment × wound × day × thicket + (1 | tank) + (1 | id)</w:t>
-      </w:r>
-      <w:r>
-        <w:rPr>
-          <w:rFonts w:ascii="Calibri" w:hAnsi="Calibri" w:cs="Calibri" w:eastAsia="Calibri"/>
-        </w:rPr>
-        <w:t xml:space="preserve"> </w:t>
-      </w:r>
-      <w:r>
-        <w:rPr>
-          <w:rFonts w:ascii="Calibri" w:hAnsi="Calibri" w:cs="Calibri" w:eastAsia="Calibri"/>
-        </w:rPr>
-        <w:t xml:space="preserve">(</w:t>
+      </w:r>
+      <w:r>
+        <w:rPr>
+          <w:rFonts w:ascii="Calibri" w:hAnsi="Calibri" w:cs="Calibri" w:eastAsia="Calibri"/>
+        </w:rPr>
+      </w:r>
+      <w:r>
+        <w:rPr>
+          <w:rFonts w:ascii="Calibri" w:hAnsi="Calibri" w:cs="Calibri" w:eastAsia="Calibri"/>
+        </w:rPr>
       </w:r>
       <w:r>
         <w:rPr>
           <w:rFonts w:ascii="Calibri" w:hAnsi="Calibri" w:cs="Calibri" w:eastAsia="Calibri"/>
           <w:rStyle w:val="VerbatimChar"/>
         </w:rPr>
-        <w:t xml:space="preserve">lme4</w:t>
-      </w:r>
-      <w:r>
-        <w:rPr>
-          <w:rFonts w:ascii="Calibri" w:hAnsi="Calibri" w:cs="Calibri" w:eastAsia="Calibri"/>
-        </w:rPr>
-        <w:t xml:space="preserve">/</w:t>
+      </w:r>
+      <w:r>
+        <w:rPr>
+          <w:rFonts w:ascii="Calibri" w:hAnsi="Calibri" w:cs="Calibri" w:eastAsia="Calibri"/>
+        </w:rPr>
       </w:r>
       <w:r>
         <w:rPr>
           <w:rFonts w:ascii="Calibri" w:hAnsi="Calibri" w:cs="Calibri" w:eastAsia="Calibri"/>
           <w:rStyle w:val="VerbatimChar"/>
         </w:rPr>
-        <w:t xml:space="preserve">lmerTest</w:t>
-      </w:r>
-      <w:r>
-        <w:rPr>
-          <w:rFonts w:ascii="Calibri" w:hAnsi="Calibri" w:cs="Calibri" w:eastAsia="Calibri"/>
-        </w:rPr>
-        <w:t xml:space="preserve">, type-III). Growth is the % change in dry skeletal mass (SGR gives the same result); we test its temperature contrast with a tank-level exact permutation and confirm the ordinal color result with a CLMM (</w:t>
+      </w:r>
+      <w:r>
+        <w:rPr>
+          <w:rFonts w:ascii="Calibri" w:hAnsi="Calibri" w:cs="Calibri" w:eastAsia="Calibri"/>
+        </w:rPr>
       </w:r>
       <w:r>
         <w:rPr>
           <w:rFonts w:ascii="Calibri" w:hAnsi="Calibri" w:cs="Calibri" w:eastAsia="Calibri"/>
           <w:rStyle w:val="VerbatimChar"/>
         </w:rPr>
-        <w:t xml:space="preserve">ordinal::clmm</w:t>
-      </w:r>
-      <w:r>
-        <w:rPr>
-          <w:rFonts w:ascii="Calibri" w:hAnsi="Calibri" w:cs="Calibri" w:eastAsia="Calibri"/>
-        </w:rPr>
-        <w:t xml:space="preserve">). For the eight binary healing traits we fit binomial GLMMs on wounded corals, refitting separated traits with Cauchy(0, 2.5) priors (</w:t>
+      </w:r>
+      <w:r>
+        <w:rPr>
+          <w:rFonts w:ascii="Calibri" w:hAnsi="Calibri" w:cs="Calibri" w:eastAsia="Calibri"/>
+        </w:rPr>
       </w:r>
       <w:r>
         <w:rPr>
           <w:rFonts w:ascii="Calibri" w:hAnsi="Calibri" w:cs="Calibri" w:eastAsia="Calibri"/>
           <w:rStyle w:val="VerbatimChar"/>
         </w:rPr>
-        <w:t xml:space="preserve">blme</w:t>
-      </w:r>
-      <w:r>
-        <w:rPr>
-          <w:rFonts w:ascii="Calibri" w:hAnsi="Calibri" w:cs="Calibri" w:eastAsia="Calibri"/>
-        </w:rPr>
-        <w:t xml:space="preserve">). For healing timing we used interval-censored Weibull AFT models (</w:t>
+      </w:r>
+      <w:r>
+        <w:rPr>
+          <w:rFonts w:ascii="Calibri" w:hAnsi="Calibri" w:cs="Calibri" w:eastAsia="Calibri"/>
+        </w:rPr>
       </w:r>
       <w:r>
         <w:rPr>
           <w:rFonts w:ascii="Calibri" w:hAnsi="Calibri" w:cs="Calibri" w:eastAsia="Calibri"/>
           <w:rStyle w:val="VerbatimChar"/>
         </w:rPr>
-        <w:t xml:space="preserve">survival::survreg</w:t>
-      </w:r>
-      <w:r>
-        <w:rPr>
-          <w:rFonts w:ascii="Calibri" w:hAnsi="Calibri" w:cs="Calibri" w:eastAsia="Calibri"/>
-        </w:rPr>
-        <w:t xml:space="preserve">) as the primary test, with Kaplan–Meier and Cox PH (</w:t>
+      </w:r>
+      <w:r>
+        <w:rPr>
+          <w:rFonts w:ascii="Calibri" w:hAnsi="Calibri" w:cs="Calibri" w:eastAsia="Calibri"/>
+        </w:rPr>
       </w:r>
       <w:r>
         <w:rPr>
           <w:rFonts w:ascii="Calibri" w:hAnsi="Calibri" w:cs="Calibri" w:eastAsia="Calibri"/>
           <w:rStyle w:val="VerbatimChar"/>
         </w:rPr>
-        <w:t xml:space="preserve">coxph</w:t>
-      </w:r>
-      <w:r>
-        <w:rPr>
-          <w:rFonts w:ascii="Calibri" w:hAnsi="Calibri" w:cs="Calibri" w:eastAsia="Calibri"/>
-        </w:rPr>
-        <w:t xml:space="preserve">, Schoenfeld-checked) as first-observed-day summaries. We summarized end-of-experiment physiology with a scaled PCA and per-genet thermal displacement (centroid distance in PC1–2). We screened every model with</w:t>
-      </w:r>
-      <w:r>
-        <w:rPr>
-          <w:rFonts w:ascii="Calibri" w:hAnsi="Calibri" w:cs="Calibri" w:eastAsia="Calibri"/>
-        </w:rPr>
-        <w:t xml:space="preserve"> </w:t>
+      </w:r>
+      <w:r>
+        <w:rPr>
+          <w:rFonts w:ascii="Calibri" w:hAnsi="Calibri" w:cs="Calibri" w:eastAsia="Calibri"/>
+        </w:rPr>
+      </w:r>
+      <w:r>
+        <w:rPr>
+          <w:rFonts w:ascii="Calibri" w:hAnsi="Calibri" w:cs="Calibri" w:eastAsia="Calibri"/>
+        </w:rPr>
       </w:r>
       <w:r>
         <w:rPr>
           <w:rFonts w:ascii="Calibri" w:hAnsi="Calibri" w:cs="Calibri" w:eastAsia="Calibri"/>
           <w:rStyle w:val="VerbatimChar"/>
         </w:rPr>
-        <w:t xml:space="preserve">DHARMa</w:t>
-      </w:r>
-      <w:r>
-        <w:rPr>
-          <w:rFonts w:ascii="Calibri" w:hAnsi="Calibri" w:cs="Calibri" w:eastAsia="Calibri"/>
-        </w:rPr>
-        <w:t xml:space="preserve"> </w:t>
-      </w:r>
-      <w:r>
-        <w:rPr>
-          <w:rFonts w:ascii="Calibri" w:hAnsi="Calibri" w:cs="Calibri" w:eastAsia="Calibri"/>
-        </w:rPr>
-        <w:t xml:space="preserve">and Tukey-adjusted contrasts (</w:t>
+      </w:r>
+      <w:r>
+        <w:rPr>
+          <w:rFonts w:ascii="Calibri" w:hAnsi="Calibri" w:cs="Calibri" w:eastAsia="Calibri"/>
+        </w:rPr>
+      </w:r>
+      <w:r>
+        <w:rPr>
+          <w:rFonts w:ascii="Calibri" w:hAnsi="Calibri" w:cs="Calibri" w:eastAsia="Calibri"/>
+        </w:rPr>
       </w:r>
       <w:r>
         <w:rPr>
           <w:rFonts w:ascii="Calibri" w:hAnsi="Calibri" w:cs="Calibri" w:eastAsia="Calibri"/>
           <w:rStyle w:val="VerbatimChar"/>
         </w:rPr>
-        <w:t xml:space="preserve">emmeans</w:t>
-      </w:r>
-      <w:r>
-        <w:rPr>
-          <w:rFonts w:ascii="Calibri" w:hAnsi="Calibri" w:cs="Calibri" w:eastAsia="Calibri"/>
-        </w:rPr>
-        <w:t xml:space="preserve">); robustness checks (AR(1) time series, multiple testing) are in</w:t>
-      </w:r>
-      <w:r>
-        <w:rPr>
-          <w:rFonts w:ascii="Calibri" w:hAnsi="Calibri" w:cs="Calibri" w:eastAsia="Calibri"/>
-        </w:rPr>
-        <w:t xml:space="preserve"> </w:t>
+      </w:r>
+      <w:r>
+        <w:rPr>
+          <w:rFonts w:ascii="Calibri" w:hAnsi="Calibri" w:cs="Calibri" w:eastAsia="Calibri"/>
+        </w:rPr>
+      </w:r>
+      <w:r>
+        <w:rPr>
+          <w:rFonts w:ascii="Calibri" w:hAnsi="Calibri" w:cs="Calibri" w:eastAsia="Calibri"/>
+        </w:rPr>
       </w:r>
       <w:r>
         <w:rPr>
           <w:rFonts w:ascii="Calibri" w:hAnsi="Calibri" w:cs="Calibri" w:eastAsia="Calibri"/>
           <w:rStyle w:val="VerbatimChar"/>
         </w:rPr>
-        <w:t xml:space="preserve">code/sensitivity/</w:t>
-      </w:r>
-      <w:r>
-        <w:rPr>
-          <w:rFonts w:ascii="Calibri" w:hAnsi="Calibri" w:cs="Calibri" w:eastAsia="Calibri"/>
-        </w:rPr>
-        <w:t xml:space="preserve">.</w:t>
+      </w:r>
+      <w:r>
+        <w:rPr>
+          <w:rFonts w:ascii="Calibri" w:hAnsi="Calibri" w:cs="Calibri" w:eastAsia="Calibri"/>
+        </w:rPr>
       </w:r>
     </w:p>
     <w:p>
@@ -1677,25 +1614,22 @@
           <w:i/>
           <w:iCs/>
         </w:rPr>
-        <w:t xml:space="preserve">Transcriptomics.</w:t>
-      </w:r>
-      <w:r>
-        <w:rPr>
-          <w:rFonts w:ascii="Calibri" w:hAnsi="Calibri" w:cs="Calibri" w:eastAsia="Calibri"/>
-        </w:rPr>
-        <w:t xml:space="preserve"> </w:t>
-      </w:r>
-      <w:r>
-        <w:rPr>
-          <w:rFonts w:ascii="Calibri" w:hAnsi="Calibri" w:cs="Calibri" w:eastAsia="Calibri"/>
-        </w:rPr>
-        <w:t xml:space="preserve">We subsampled wounded and unwounded fragments at days 0, 1, 3, 10, and 15, removing 0.5 cm disks from the tip, wound, middle, and far sections with a band-saw, snap-freezing them, and storing them in DNA/RNA shield.</w:t>
-      </w:r>
-      <w:r>
-        <w:rPr>
-          <w:rFonts w:ascii="Calibri" w:hAnsi="Calibri" w:cs="Calibri" w:eastAsia="Calibri"/>
-        </w:rPr>
-        <w:t xml:space="preserve"> </w:t>
+        <w:t>Transcriptomics. Tissue was collected from wounded and no-wound fragments for RNA-seq. The current 144-library design uses D1, D3, and D10 margin samples across 4 tanks x 3 thicket/genet labels x 2 wound states x 2 temperatures; any D0 or D15 tissue should be described as collected tissue, not part of the current 144-library analysis design, unless the sequencing plan changes. RNA extraction, library prep, sequencing status, and analysis are still to add.</w:t>
+      </w:r>
+      <w:r>
+        <w:rPr>
+          <w:rFonts w:ascii="Calibri" w:hAnsi="Calibri" w:cs="Calibri" w:eastAsia="Calibri"/>
+        </w:rPr>
+      </w:r>
+      <w:r>
+        <w:rPr>
+          <w:rFonts w:ascii="Calibri" w:hAnsi="Calibri" w:cs="Calibri" w:eastAsia="Calibri"/>
+        </w:rPr>
+      </w:r>
+      <w:r>
+        <w:rPr>
+          <w:rFonts w:ascii="Calibri" w:hAnsi="Calibri" w:cs="Calibri" w:eastAsia="Calibri"/>
+        </w:rPr>
       </w:r>
       <w:r>
         <w:rPr>
@@ -1703,7 +1637,6 @@
           <w:i/>
           <w:iCs/>
         </w:rPr>
-        <w:t xml:space="preserve">(RNA extraction, library prep, and analysis — to add.)</w:t>
       </w:r>
     </w:p>
     <w:bookmarkEnd w:id="11"/>
@@ -1720,7 +1653,7 @@
           <w:color w:val="2E5496"/>
           <w:b/>
         </w:rPr>
-        <w:t xml:space="preserve">Results</w:t>
+        <w:t>Results</w:t>
       </w:r>
     </w:p>
     <w:p>
@@ -1733,7 +1666,7 @@
           <w:i/>
           <w:iCs/>
         </w:rPr>
-        <w:t xml:space="preserve">Sustained heating at 31 °C compromises photochemistry, pigmentation, growth, and symbiont retention</w:t>
+        <w:t>Sustained heating at 31 °C compromises photochemistry, pigmentation, growth, and symbiont retention</w:t>
       </w:r>
     </w:p>
     <w:p>
@@ -1744,7 +1677,7 @@
         <w:rPr>
           <w:rFonts w:ascii="Calibri" w:hAnsi="Calibri" w:cs="Calibri" w:eastAsia="Calibri"/>
         </w:rPr>
-        <w:t xml:space="preserve">We held eight tanks at 28 °C or 31 °C (four each), with daily means within ±0.3 °C of target (Fig. 2A). All 192 fragments sat at their assigned temperature for seven days before wounding (Day 0).</w:t>
+        <w:t>We held eight tanks at 28 °C or 31 °C (four each), with daily means within ±0.3 °C of target (Fig. 2A). All 192 fragments sat at their assigned temperature for seven days before wounding (Day 0).</w:t>
       </w:r>
     </w:p>
     <w:p>
@@ -1755,7 +1688,7 @@
         <w:rPr>
           <w:rFonts w:ascii="Calibri" w:hAnsi="Calibri" w:cs="Calibri" w:eastAsia="Calibri"/>
         </w:rPr>
-        <w:t xml:space="preserve">Heat steadily eroded photosynthetic performance. Fv/Fm fell through the experiment at 31 °C but held near 0.68 at 28 °C (treatment × day F₁,₂₂₈ = 111.7, p &lt; 0.001; Fig. 2B), with the drop ~2.6× smaller in the resilient genet c than in genets a and d. Heat also bleached the corals: color (Siebeck D-scale) stayed flat at 28 °C but fell by Day 14 at 31 °C (treatment × day F₁,₂₂₈ = 287.6, p &lt; 0.001; Fig. 2C), with 67% of heated wounded and 58% of heated unwounded corals visibly paled, against 0–8% in ambient; wounding did not change this (treatment × wound F₁,₅₉ = 1.04, p = 0.31).</w:t>
+        <w:t>Heat steadily eroded photosynthetic performance. Fv/Fm fell through the experiment at 31 °C but held near 0.68 at 28 °C (treatment × day F₁,₂₂₈ = 111.7, p &lt; 0.001; Fig. 2B), with the drop ~2.6× smaller in the resilient genet c than in genets a and d. Heat also bleached the corals: color (Siebeck D-scale) stayed flat at 28 °C but fell by Day 14 at 31 °C (treatment × day F₁,₂₂₈ = 287.6, p &lt; 0.001; Fig. 2C), with 67% of heated wounded and 58% of heated unwounded corals visibly paled, against 0–8% in ambient; wounding did not change this (treatment × wound F₁,₅₉ = 1.04, p = 0.31).</w:t>
       </w:r>
     </w:p>
     <w:p>
@@ -1766,7 +1699,7 @@
         <w:rPr>
           <w:rFonts w:ascii="Calibri" w:hAnsi="Calibri" w:cs="Calibri" w:eastAsia="Calibri"/>
         </w:rPr>
-        <w:t xml:space="preserve">Heat slowed skeletal growth by 34% (means 6.10% vs 4.03% mass change; tank-level permutation p = 0.057; Fig. 2D), consistent across growth metrics. Symbiont density also fell sharply at 31 °C across the four biopsy timepoints (treatment × biopsy-day F₁,₁₆₂ = 93.97, p &lt; 0.001; Fig. 2E), ~3.5× faster in genets a and d than in c. A PCA of end-of-experiment physiology (Fv/Fm, color, growth, log-symbionts) put 82% of among-coral variance on one thermal-stress axis (PC1), all four variables loading positively (Fig. 3A).</w:t>
+        <w:t>Heat reduced mean skeletal growth by 34% (6.10% vs 4.03% mass change; Fig. 2D). The tank-level permutation is a trend (p = 0.057), and both growth metrics point the same direction. Symbiont density also fell sharply at 31 °C across the four biopsy timepoints (treatment × biopsy-day F₁,₁₆₂ = 93.97, p &lt; 0.001; Fig. 2E), ~3.5× faster in genets a and d than in c. A PCA of end-of-experiment physiology (Fv/Fm, color, growth, log-symbionts) put 82% of among-coral variance on one thermal-stress axis (PC1), all four variables loading positively (Fig. 3A).</w:t>
       </w:r>
     </w:p>
     <w:p>
@@ -1779,7 +1712,7 @@
           <w:i/>
           <w:iCs/>
         </w:rPr>
-        <w:t xml:space="preserve">Heating impairs the regeneration phase, not the tissue-healing phase</w:t>
+        <w:t>Heating impairs the regeneration phase, not the tissue-healing phase</w:t>
       </w:r>
     </w:p>
     <w:p>
@@ -1790,7 +1723,7 @@
         <w:rPr>
           <w:rFonts w:ascii="Calibri" w:hAnsi="Calibri" w:cs="Calibri" w:eastAsia="Calibri"/>
         </w:rPr>
-        <w:t xml:space="preserve">The</w:t>
+        <w:t>The</w:t>
       </w:r>
       <w:r>
         <w:rPr>
@@ -1804,7 +1737,7 @@
           <w:b/>
           <w:bCs/>
         </w:rPr>
-        <w:t xml:space="preserve">tissue-healing phase</w:t>
+        <w:t>tissue-healing phase</w:t>
       </w:r>
       <w:r>
         <w:rPr>
@@ -1816,20 +1749,20 @@
         <w:rPr>
           <w:rFonts w:ascii="Calibri" w:hAnsi="Calibri" w:cs="Calibri" w:eastAsia="Calibri"/>
         </w:rPr>
-        <w:t xml:space="preserve">(coenosarc coverage) ran at nearly the same rate at both temperatures: by Day 5, ≥90% of corals in both had formed a central-hole polyp (Cox HR = 1.38, p = 0.45) and a smoothed wound surface (HR = 1.67, p = 0.25; Fig. 3B). The one exception was polyp extension (</w:t>
+        <w:t>(coenosarc coverage) ran at nearly the same rate at both temperatures: by Day 5, ≥90% of corals in both had formed a central-hole polyp (Cox HR = 1.38, p = 0.45) and a smoothed wound surface (HR = 1.67, p = 0.25; Fig. 3B). The one exception was polyp extension (</w:t>
       </w:r>
       <w:r>
         <w:rPr>
           <w:rFonts w:ascii="Calibri" w:hAnsi="Calibri" w:cs="Calibri" w:eastAsia="Calibri"/>
           <w:rStyle w:val="VerbatimChar"/>
         </w:rPr>
-        <w:t xml:space="preserve">polyps_out</w:t>
-      </w:r>
-      <w:r>
-        <w:rPr>
-          <w:rFonts w:ascii="Calibri" w:hAnsi="Calibri" w:cs="Calibri" w:eastAsia="Calibri"/>
-        </w:rPr>
-        <w:t xml:space="preserve">): heated corals kept polyps retracted longer (Wald χ²₁ = 6.70, p = 0.010).</w:t>
+        <w:t>polyps_out</w:t>
+      </w:r>
+      <w:r>
+        <w:rPr>
+          <w:rFonts w:ascii="Calibri" w:hAnsi="Calibri" w:cs="Calibri" w:eastAsia="Calibri"/>
+        </w:rPr>
+        <w:t>): heated corals kept polyps retracted longer (Wald χ²₁ = 6.70, p = 0.010).</w:t>
       </w:r>
     </w:p>
     <w:p>
@@ -1840,7 +1773,7 @@
         <w:rPr>
           <w:rFonts w:ascii="Calibri" w:hAnsi="Calibri" w:cs="Calibri" w:eastAsia="Calibri"/>
         </w:rPr>
-        <w:t xml:space="preserve">Heat hit the</w:t>
+        <w:t>Heat hit the</w:t>
       </w:r>
       <w:r>
         <w:rPr>
@@ -1854,7 +1787,7 @@
           <w:b/>
           <w:bCs/>
         </w:rPr>
-        <w:t xml:space="preserve">regeneration phase</w:t>
+        <w:t>regeneration phase</w:t>
       </w:r>
       <w:r>
         <w:rPr>
@@ -1866,7 +1799,7 @@
         <w:rPr>
           <w:rFonts w:ascii="Calibri" w:hAnsi="Calibri" w:cs="Calibri" w:eastAsia="Calibri"/>
         </w:rPr>
-        <w:t xml:space="preserve">— skeletal regrowth at the tip — hard. By Day 15, all 28 °C wounded corals had new corallites, but only 33% of 31 °C corals did. Heat delayed new-corallite onset (interval-censored Weibull time ratio = 1.32, 95% CI 1.19–1.47, p = 1.4×10⁻⁷; first-observed Cox HR = 0.22, 95% CI 0.07–0.69, p = 0.010; Fig. 3B); tip extension trended the same way but was weaker (time ratio = 1.16, p = 0.18). The split is clearest in the fate of healed corals: at 28 °C every coral that closed its wound went on to regenerate, but at 31 °C 67% closed the wound yet never rebuilt skeleton (0% vs 67% closed-but-never-regenerated).</w:t>
+        <w:t>— skeletal regrowth at the tip — hard. By Day 15, all 28 °C wounded corals had new corallites, but only 33% of 31 °C corals did. Heat delayed new-corallite onset (interval-censored Weibull time ratio = 1.32, 95% CI 1.19–1.47, p = 1.4×10⁻⁷; first-observed Cox HR = 0.22, 95% CI 0.07–0.69, p = 0.010; Fig. 3B); tip extension trended the same way but was weaker (time ratio = 1.16, p = 0.18). The split is clearest in the fate of healed corals: at 28 °C every coral that closed its wound went on to regenerate, but at 31 °C 67% closed the wound yet never rebuilt skeleton (0% vs 67% closed-but-never-regenerated).</w:t>
       </w:r>
     </w:p>
     <w:p>
@@ -1879,7 +1812,7 @@
           <w:i/>
           <w:iCs/>
         </w:rPr>
-        <w:t xml:space="preserve">Heritable variation in thermal tolerance among genets</w:t>
+        <w:t>Heritable variation in thermal tolerance among genets</w:t>
       </w:r>
     </w:p>
     <w:p>
@@ -1890,7 +1823,7 @@
         <w:rPr>
           <w:rFonts w:ascii="Calibri" w:hAnsi="Calibri" w:cs="Calibri" w:eastAsia="Calibri"/>
         </w:rPr>
-        <w:t xml:space="preserve">The three genets differed in how they handled heat, with significant genet × treatment interactions for photochemistry (LRT χ² = 78.1), pigmentation (χ² = 149.8), and symbiont density (χ² = 64.3; all p &lt; 0.001) but not growth (χ² = 6.5, p = 0.37). Genet c was the most heat-resilient across all three measures (Fig. 3C): a composite ranking across 11 standardized responses placed c (mean sensitivity 0.01) well clear of a (0.56, most sensitive) and d (0.43), and in physiology space genet c's centroid moved only 1.02 PC-units under heat versus 3.71 (a) and 3.38 (d). The genet differences were sharpest in unwounded corals and shrank under wounding.</w:t>
+        <w:t>The three genets differed in how they handled heat, with significant genet × treatment interactions for photochemistry (LRT χ² = 78.1), pigmentation (χ² = 149.8), and symbiont density (χ² = 64.3; all p &lt; 0.001) but not growth (χ² = 6.5, p = 0.37). Genet c was the most heat-resilient across all three measures (Fig. 3C): a composite ranking across 11 standardized responses placed c (mean sensitivity 0.01) well clear of a (0.56, most sensitive) and d (0.43), and in physiology space genet c's centroid moved only 1.02 PC-units under heat versus 3.71 (a) and 3.38 (d). The genet differences were sharpest in unwounded corals and shrank under wounding.</w:t>
       </w:r>
     </w:p>
     <w:p>
@@ -1901,7 +1834,7 @@
         <w:rPr>
           <w:rFonts w:ascii="Calibri" w:hAnsi="Calibri" w:cs="Calibri" w:eastAsia="Calibri"/>
         </w:rPr>
-        <w:t xml:space="preserve">This variation among just three genets indicates substantial genotype-level diversity in heat response in Mo'orea</w:t>
+        <w:t>This variation among just three genets indicates substantial genotype-level diversity in heat response in Mo'orea</w:t>
       </w:r>
       <w:r>
         <w:rPr>
@@ -1915,13 +1848,13 @@
           <w:i/>
           <w:iCs/>
         </w:rPr>
-        <w:t xml:space="preserve">A. pulchra</w:t>
-      </w:r>
-      <w:r>
-        <w:rPr>
-          <w:rFonts w:ascii="Calibri" w:hAnsi="Calibri" w:cs="Calibri" w:eastAsia="Calibri"/>
-        </w:rPr>
-        <w:t xml:space="preserve">, matching an independent acute assay of the same population: Cunning et al. (2024) found a 2.2 °C range in CBASS Fv/Fm ED50 across 20 Mahana genets (ED50 predicts bleaching, R = 0.74). Their mean ED50 is 35.4 °C, so our 31 °C treatment sits ~4.4 °C below the acute threshold — the declines we see are a</w:t>
+        <w:t>A. pulchra</w:t>
+      </w:r>
+      <w:r>
+        <w:rPr>
+          <w:rFonts w:ascii="Calibri" w:hAnsi="Calibri" w:cs="Calibri" w:eastAsia="Calibri"/>
+        </w:rPr>
+        <w:t>, matching an independent acute assay of the same population: Cunning et al. (2024) found a 2.2 °C range in CBASS Fv/Fm ED50 across 20 Mahana genets (ED50 predicts bleaching, R = 0.74). Their mean ED50 is 35.4 °C, so our 31 °C treatment sits ~4.4 °C below the acute threshold — the declines we see are a</w:t>
       </w:r>
       <w:r>
         <w:rPr>
@@ -1935,7 +1868,7 @@
           <w:i/>
           <w:iCs/>
         </w:rPr>
-        <w:t xml:space="preserve">chronic, sublethal</w:t>
+        <w:t>chronic, sublethal</w:t>
       </w:r>
       <w:r>
         <w:rPr>
@@ -1947,7 +1880,7 @@
         <w:rPr>
           <w:rFonts w:ascii="Calibri" w:hAnsi="Calibri" w:cs="Calibri" w:eastAsia="Calibri"/>
         </w:rPr>
-        <w:t xml:space="preserve">response accumulated over weeks, not acute photoinhibition.</w:t>
+        <w:t>response accumulated over weeks, not acute photoinhibition.</w:t>
       </w:r>
     </w:p>
     <w:p>
@@ -1960,7 +1893,7 @@
           <w:i/>
           <w:iCs/>
         </w:rPr>
-        <w:t xml:space="preserve">Transcriptomics</w:t>
+        <w:t>Transcriptomics</w:t>
       </w:r>
     </w:p>
     <w:p>
@@ -1973,38 +1906,33 @@
           <w:b/>
           <w:bCs/>
         </w:rPr>
-        <w:t xml:space="preserve">[Transcriptomics — the paper's lead result.]</w:t>
-      </w:r>
-      <w:r>
-        <w:rPr>
-          <w:rFonts w:ascii="Calibri" w:hAnsi="Calibri" w:cs="Calibri" w:eastAsia="Calibri"/>
-        </w:rPr>
-        <w:t xml:space="preserve"> </w:t>
-      </w:r>
-      <w:r>
-        <w:rPr>
-          <w:rFonts w:ascii="Calibri" w:hAnsi="Calibri" w:cs="Calibri" w:eastAsia="Calibri"/>
-        </w:rPr>
-        <w:t xml:space="preserve">DE results pending from the UC Davis Bay lab (144 libraries: 4 tanks × 3 genets × 2 wound × 3 timepoints × 2 temperatures). Suggested phenotype → expression contrasts are in</w:t>
-      </w:r>
-      <w:r>
-        <w:rPr>
-          <w:rFonts w:ascii="Calibri" w:hAnsi="Calibri" w:cs="Calibri" w:eastAsia="Calibri"/>
-        </w:rPr>
-        <w:t xml:space="preserve"> </w:t>
+        <w:t>[Transcriptomics — the paper's lead result.] DE results pending from the UC Davis Bay lab (144 libraries: 4 tanks × 3 genets × 2 wound × 3 timepoints × 2 temperatures). Suggested phenotype → expression contrasts are in docs/rnaseq/README.md: (i) the healing-to-regenerationeration decoupling maps to a temperature × timepoint contrast at the wound tip; (ii) the genet-c resilience axis maps to a genet-c vs genets-a/d contrast; (iii) SNPs from these libraries can match thickets A/C/D to Cunning et al. (2024)'s genotyped CBASS genets.</w:t>
+      </w:r>
+      <w:r>
+        <w:rPr>
+          <w:rFonts w:ascii="Calibri" w:hAnsi="Calibri" w:cs="Calibri" w:eastAsia="Calibri"/>
+        </w:rPr>
+      </w:r>
+      <w:r>
+        <w:rPr>
+          <w:rFonts w:ascii="Calibri" w:hAnsi="Calibri" w:cs="Calibri" w:eastAsia="Calibri"/>
+        </w:rPr>
+      </w:r>
+      <w:r>
+        <w:rPr>
+          <w:rFonts w:ascii="Calibri" w:hAnsi="Calibri" w:cs="Calibri" w:eastAsia="Calibri"/>
+        </w:rPr>
       </w:r>
       <w:r>
         <w:rPr>
           <w:rFonts w:ascii="Calibri" w:hAnsi="Calibri" w:cs="Calibri" w:eastAsia="Calibri"/>
           <w:rStyle w:val="VerbatimChar"/>
         </w:rPr>
-        <w:t xml:space="preserve">docs/rnaseq/README.md</w:t>
-      </w:r>
-      <w:r>
-        <w:rPr>
-          <w:rFonts w:ascii="Calibri" w:hAnsi="Calibri" w:cs="Calibri" w:eastAsia="Calibri"/>
-        </w:rPr>
-        <w:t xml:space="preserve">: (i) the healing→regeneration decoupling maps to a temperature × timepoint contrast at the wound tip; (ii) the genet-c resilience axis maps to a genet-c vs genets-a/d contrast; (iii) SNPs from these libraries can match thickets A/C/D to Cunning et al. (2024)'s genotyped CBASS genets.</w:t>
+      </w:r>
+      <w:r>
+        <w:rPr>
+          <w:rFonts w:ascii="Calibri" w:hAnsi="Calibri" w:cs="Calibri" w:eastAsia="Calibri"/>
+        </w:rPr>
       </w:r>
     </w:p>
     <w:bookmarkEnd w:id="12"/>
@@ -2021,7 +1949,7 @@
           <w:color w:val="2E5496"/>
           <w:b/>
         </w:rPr>
-        <w:t xml:space="preserve">Discussion</w:t>
+        <w:t>Discussion</w:t>
       </w:r>
     </w:p>
     <w:p>
@@ -2034,57 +1962,49 @@
           <w:b/>
           <w:bCs/>
         </w:rPr>
-        <w:t xml:space="preserve">[Discussion]</w:t>
-      </w:r>
-      <w:r>
-        <w:rPr>
-          <w:rFonts w:ascii="Calibri" w:hAnsi="Calibri" w:cs="Calibri" w:eastAsia="Calibri"/>
-        </w:rPr>
-        <w:t xml:space="preserve"> </w:t>
-      </w:r>
-      <w:r>
-        <w:rPr>
-          <w:rFonts w:ascii="Calibri" w:hAnsi="Calibri" w:cs="Calibri" w:eastAsia="Calibri"/>
-        </w:rPr>
-        <w:t xml:space="preserve">To be written, with the transcriptomic result as the spine and the phenotype findings above as organismal context. Framing angles and a citation bank are in</w:t>
-      </w:r>
-      <w:r>
-        <w:rPr>
-          <w:rFonts w:ascii="Calibri" w:hAnsi="Calibri" w:cs="Calibri" w:eastAsia="Calibri"/>
-        </w:rPr>
-        <w:t xml:space="preserve"> </w:t>
+        <w:t>[Discussion] To be written, with the transcriptomic result as the main result and the phenotype findings above as phenotype results. Framing angles and a citation bank are in docs/rnaseq/README.md; limitations to carry forward are in RESULTS.docx.</w:t>
+      </w:r>
+      <w:r>
+        <w:rPr>
+          <w:rFonts w:ascii="Calibri" w:hAnsi="Calibri" w:cs="Calibri" w:eastAsia="Calibri"/>
+        </w:rPr>
+      </w:r>
+      <w:r>
+        <w:rPr>
+          <w:rFonts w:ascii="Calibri" w:hAnsi="Calibri" w:cs="Calibri" w:eastAsia="Calibri"/>
+        </w:rPr>
+      </w:r>
+      <w:r>
+        <w:rPr>
+          <w:rFonts w:ascii="Calibri" w:hAnsi="Calibri" w:cs="Calibri" w:eastAsia="Calibri"/>
+        </w:rPr>
       </w:r>
       <w:r>
         <w:rPr>
           <w:rFonts w:ascii="Calibri" w:hAnsi="Calibri" w:cs="Calibri" w:eastAsia="Calibri"/>
           <w:rStyle w:val="VerbatimChar"/>
         </w:rPr>
-        <w:t xml:space="preserve">docs/rnaseq/README.md</w:t>
-      </w:r>
-      <w:r>
-        <w:rPr>
-          <w:rFonts w:ascii="Calibri" w:hAnsi="Calibri" w:cs="Calibri" w:eastAsia="Calibri"/>
-        </w:rPr>
-        <w:t xml:space="preserve">; limitations to carry forward are in</w:t>
-      </w:r>
-      <w:r>
-        <w:rPr>
-          <w:rFonts w:ascii="Calibri" w:hAnsi="Calibri" w:cs="Calibri" w:eastAsia="Calibri"/>
-        </w:rPr>
-        <w:t xml:space="preserve"> </w:t>
+      </w:r>
+      <w:r>
+        <w:rPr>
+          <w:rFonts w:ascii="Calibri" w:hAnsi="Calibri" w:cs="Calibri" w:eastAsia="Calibri"/>
+        </w:rPr>
+      </w:r>
+      <w:r>
+        <w:rPr>
+          <w:rFonts w:ascii="Calibri" w:hAnsi="Calibri" w:cs="Calibri" w:eastAsia="Calibri"/>
+        </w:rPr>
       </w:r>
       <w:r>
         <w:rPr>
           <w:rFonts w:ascii="Calibri" w:hAnsi="Calibri" w:cs="Calibri" w:eastAsia="Calibri"/>
           <w:rStyle w:val="VerbatimChar"/>
         </w:rPr>
-        <w:t xml:space="preserve">RESULTS.docx</w:t>
-      </w:r>
-      <w:r>
-        <w:rPr>
-          <w:rFonts w:ascii="Calibri" w:hAnsi="Calibri" w:cs="Calibri" w:eastAsia="Calibri"/>
-        </w:rPr>
-        <w:t xml:space="preserve">.</w:t>
+      </w:r>
+      <w:r>
+        <w:rPr>
+          <w:rFonts w:ascii="Calibri" w:hAnsi="Calibri" w:cs="Calibri" w:eastAsia="Calibri"/>
+        </w:rPr>
       </w:r>
     </w:p>
     <w:bookmarkEnd w:id="13"/>
@@ -2101,7 +2021,7 @@
           <w:color w:val="2E5496"/>
           <w:b/>
         </w:rPr>
-        <w:t xml:space="preserve">Acknowledgements</w:t>
+        <w:t>Acknowledgements</w:t>
       </w:r>
     </w:p>
     <w:p>
@@ -2112,7 +2032,7 @@
         <w:rPr>
           <w:rFonts w:ascii="Calibri" w:hAnsi="Calibri" w:cs="Calibri" w:eastAsia="Calibri"/>
         </w:rPr>
-        <w:t xml:space="preserve">Permits: DIREN 01319, CITES FR2598700116-E. Thanks to the people of Mo'orea for allowing us to conduct research, and to Hayden Vega.</w:t>
+        <w:t>Permits: DIREN 01319, CITES FR2598700116-E. Thanks to the people of Mo'orea for allowing us to conduct research, and to Hayden Vega.</w:t>
       </w:r>
     </w:p>
     <w:p>
@@ -2125,7 +2045,7 @@
           <w:i/>
           <w:iCs/>
         </w:rPr>
-        <w:t xml:space="preserve">Supplemental:</w:t>
+        <w:t>Supplemental:</w:t>
       </w:r>
       <w:r>
         <w:rPr>
@@ -2137,7 +2057,7 @@
         <w:rPr>
           <w:rFonts w:ascii="Calibri" w:hAnsi="Calibri" w:cs="Calibri" w:eastAsia="Calibri"/>
         </w:rPr>
-        <w:t xml:space="preserve">LTH mesocosm APEX temperature and daily YSI data.</w:t>
+        <w:t>LTH mesocosm APEX temperature and daily YSI data.</w:t>
       </w:r>
     </w:p>
     <w:bookmarkEnd w:id="14"/>
